--- a/PEX3_Report_Template.docx
+++ b/PEX3_Report_Template.docx
@@ -24,7 +24,22 @@
       </w:r>
       <w:r>
         <w:br/>
-        <w:t>Name: ________________________     Section: ________     Date: ____________</w:t>
+        <w:t xml:space="preserve">Name: </w:t>
+      </w:r>
+      <w:r>
+        <w:t>Jonathon Watson</w:t>
+      </w:r>
+      <w:r>
+        <w:t xml:space="preserve">     Section: </w:t>
+      </w:r>
+      <w:r>
+        <w:t>M4</w:t>
+      </w:r>
+      <w:r>
+        <w:t xml:space="preserve">     Date: </w:t>
+      </w:r>
+      <w:r>
+        <w:t>4/15/2026</w:t>
       </w:r>
     </w:p>
     <w:p>
@@ -37,20 +52,95 @@
     </w:p>
     <w:p>
       <w:r>
-        <w:t>[Replace this text with your documentation statement per the course syllabus. List all help received, references consulted, and AI tools used. A documentation statement is also required in main.c. Missing documentation from either location results in a 5% (4 pt) deduction.]</w:t>
+        <w:t>I consulted Claude AI while working in excel. Attached is the link:</w:t>
+      </w:r>
+      <w:r>
+        <w:t xml:space="preserve"> </w:t>
+      </w:r>
+      <w:hyperlink r:id="rId9" w:history="1">
+        <w:r>
+          <w:rPr>
+            <w:rStyle w:val="Hyperlink"/>
+          </w:rPr>
+          <w:t>https://claude.ai/share/ddc46af7-302b-43e9-a45b-00594ede52d8</w:t>
+        </w:r>
+      </w:hyperlink>
+    </w:p>
+    <w:p>
+      <w:pPr>
+        <w:pStyle w:val="Heading1"/>
+        <w:numPr>
+          <w:ilvl w:val="0"/>
+          <w:numId w:val="10"/>
+        </w:numPr>
+      </w:pPr>
+      <w:r>
+        <w:t>Optimum Frame Size Recommendation (4 pts)</w:t>
       </w:r>
     </w:p>
     <w:p>
       <w:pPr>
-        <w:pStyle w:val="Heading1"/>
+        <w:ind w:firstLine="360"/>
       </w:pPr>
       <w:r>
-        <w:t>1. Optimum Frame Size Recommendation (4 pts)</w:t>
+        <w:t xml:space="preserve">The data supports a 2KB frame size </w:t>
       </w:r>
-    </w:p>
-    <w:p>
       <w:r>
-        <w:t>[State which frame size and how many frames you recommend to keep the page-fault rate below 10%. Justify your recommendation using your simulation data. Consider both memory overhead and fault-rate performance.]</w:t>
+        <w:t>with 179</w:t>
+      </w:r>
+      <w:r>
+        <w:t xml:space="preserve"> frames to keep the page-fault rate below the 10% threshold. Using 179 2KB frames there are 707079 faults with a 9</w:t>
+      </w:r>
+      <w:r>
+        <w:t>.</w:t>
+      </w:r>
+      <w:r>
+        <w:t>9777</w:t>
+      </w:r>
+      <w:r>
+        <w:t>%</w:t>
+      </w:r>
+      <w:r>
+        <w:t xml:space="preserve"> fault rate. Comparing this to the 318 1KB frames with 708216 faults at a 9</w:t>
+      </w:r>
+      <w:r>
+        <w:t>.</w:t>
+      </w:r>
+      <w:r>
+        <w:t>9937</w:t>
+      </w:r>
+      <w:r>
+        <w:t>%</w:t>
+      </w:r>
+      <w:r>
+        <w:t xml:space="preserve"> fault rate and </w:t>
+      </w:r>
+      <w:r>
+        <w:t>106 4KB frames</w:t>
+      </w:r>
+      <w:r>
+        <w:t xml:space="preserve"> with 708224 faults at a 9</w:t>
+      </w:r>
+      <w:r>
+        <w:t>.</w:t>
+      </w:r>
+      <w:r>
+        <w:t>9938</w:t>
+      </w:r>
+      <w:r>
+        <w:t>%</w:t>
+      </w:r>
+      <w:r>
+        <w:t xml:space="preserve"> fault rate, 2KB provides the best tradeoff between wasted memory and number of faults. </w:t>
+      </w:r>
+      <w:r>
+        <w:t>Furthermore, using</w:t>
+      </w:r>
+      <w:r>
+        <w:t xml:space="preserve"> the number of frames directly below the 10% threshold takes advantage of the transition from </w:t>
+      </w:r>
+      <w:r>
+        <w:t>a steep drop to a linear decrease as seen in the charts in section 4 below.</w:t>
       </w:r>
     </w:p>
     <w:p>
@@ -145,6 +235,9 @@
             <w:pPr>
               <w:cnfStyle w:val="000000100000" w:firstRow="0" w:lastRow="0" w:firstColumn="0" w:lastColumn="0" w:oddVBand="0" w:evenVBand="0" w:oddHBand="1" w:evenHBand="0" w:firstRowFirstColumn="0" w:firstRowLastColumn="0" w:lastRowFirstColumn="0" w:lastRowLastColumn="0"/>
             </w:pPr>
+            <w:r>
+              <w:t>689</w:t>
+            </w:r>
           </w:p>
         </w:tc>
         <w:tc>
@@ -153,8 +246,20 @@
           </w:tcPr>
           <w:p>
             <w:pPr>
+              <w:spacing w:after="0"/>
               <w:cnfStyle w:val="000000100000" w:firstRow="0" w:lastRow="0" w:firstColumn="0" w:lastColumn="0" w:oddVBand="0" w:evenVBand="0" w:oddHBand="1" w:evenHBand="0" w:firstRowFirstColumn="0" w:firstRowLastColumn="0" w:lastRowFirstColumn="0" w:lastRowLastColumn="0"/>
+              <w:rPr>
+                <w:rFonts w:ascii="Aptos Narrow" w:hAnsi="Aptos Narrow"/>
+                <w:color w:val="000000"/>
+              </w:rPr>
             </w:pPr>
+            <w:r>
+              <w:rPr>
+                <w:rFonts w:ascii="Aptos Narrow" w:hAnsi="Aptos Narrow"/>
+                <w:color w:val="000000"/>
+              </w:rPr>
+              <w:t>0.09996</w:t>
+            </w:r>
           </w:p>
         </w:tc>
       </w:tr>
@@ -182,6 +287,9 @@
             <w:pPr>
               <w:cnfStyle w:val="000000010000" w:firstRow="0" w:lastRow="0" w:firstColumn="0" w:lastColumn="0" w:oddVBand="0" w:evenVBand="0" w:oddHBand="0" w:evenHBand="1" w:firstRowFirstColumn="0" w:firstRowLastColumn="0" w:lastRowFirstColumn="0" w:lastRowLastColumn="0"/>
             </w:pPr>
+            <w:r>
+              <w:t>318</w:t>
+            </w:r>
           </w:p>
         </w:tc>
         <w:tc>
@@ -190,8 +298,20 @@
           </w:tcPr>
           <w:p>
             <w:pPr>
+              <w:spacing w:after="0"/>
               <w:cnfStyle w:val="000000010000" w:firstRow="0" w:lastRow="0" w:firstColumn="0" w:lastColumn="0" w:oddVBand="0" w:evenVBand="0" w:oddHBand="0" w:evenHBand="1" w:firstRowFirstColumn="0" w:firstRowLastColumn="0" w:lastRowFirstColumn="0" w:lastRowLastColumn="0"/>
+              <w:rPr>
+                <w:rFonts w:ascii="Aptos Narrow" w:hAnsi="Aptos Narrow"/>
+                <w:color w:val="000000"/>
+              </w:rPr>
             </w:pPr>
+            <w:r>
+              <w:rPr>
+                <w:rFonts w:ascii="Aptos Narrow" w:hAnsi="Aptos Narrow"/>
+                <w:color w:val="000000"/>
+              </w:rPr>
+              <w:t>0.099937</w:t>
+            </w:r>
           </w:p>
         </w:tc>
       </w:tr>
@@ -219,6 +339,9 @@
             <w:pPr>
               <w:cnfStyle w:val="000000100000" w:firstRow="0" w:lastRow="0" w:firstColumn="0" w:lastColumn="0" w:oddVBand="0" w:evenVBand="0" w:oddHBand="1" w:evenHBand="0" w:firstRowFirstColumn="0" w:firstRowLastColumn="0" w:lastRowFirstColumn="0" w:lastRowLastColumn="0"/>
             </w:pPr>
+            <w:r>
+              <w:t>179</w:t>
+            </w:r>
           </w:p>
         </w:tc>
         <w:tc>
@@ -227,8 +350,20 @@
           </w:tcPr>
           <w:p>
             <w:pPr>
+              <w:spacing w:after="0"/>
               <w:cnfStyle w:val="000000100000" w:firstRow="0" w:lastRow="0" w:firstColumn="0" w:lastColumn="0" w:oddVBand="0" w:evenVBand="0" w:oddHBand="1" w:evenHBand="0" w:firstRowFirstColumn="0" w:firstRowLastColumn="0" w:lastRowFirstColumn="0" w:lastRowLastColumn="0"/>
+              <w:rPr>
+                <w:rFonts w:ascii="Aptos Narrow" w:hAnsi="Aptos Narrow"/>
+                <w:color w:val="000000"/>
+              </w:rPr>
             </w:pPr>
+            <w:r>
+              <w:rPr>
+                <w:rFonts w:ascii="Aptos Narrow" w:hAnsi="Aptos Narrow"/>
+                <w:color w:val="000000"/>
+              </w:rPr>
+              <w:t>0.099777</w:t>
+            </w:r>
           </w:p>
         </w:tc>
       </w:tr>
@@ -256,6 +391,9 @@
             <w:pPr>
               <w:cnfStyle w:val="000000010000" w:firstRow="0" w:lastRow="0" w:firstColumn="0" w:lastColumn="0" w:oddVBand="0" w:evenVBand="0" w:oddHBand="0" w:evenHBand="1" w:firstRowFirstColumn="0" w:firstRowLastColumn="0" w:lastRowFirstColumn="0" w:lastRowLastColumn="0"/>
             </w:pPr>
+            <w:r>
+              <w:t>106</w:t>
+            </w:r>
           </w:p>
         </w:tc>
         <w:tc>
@@ -264,8 +402,20 @@
           </w:tcPr>
           <w:p>
             <w:pPr>
+              <w:spacing w:after="0"/>
               <w:cnfStyle w:val="000000010000" w:firstRow="0" w:lastRow="0" w:firstColumn="0" w:lastColumn="0" w:oddVBand="0" w:evenVBand="0" w:oddHBand="0" w:evenHBand="1" w:firstRowFirstColumn="0" w:firstRowLastColumn="0" w:lastRowFirstColumn="0" w:lastRowLastColumn="0"/>
+              <w:rPr>
+                <w:rFonts w:ascii="Aptos Narrow" w:hAnsi="Aptos Narrow"/>
+                <w:color w:val="000000"/>
+              </w:rPr>
             </w:pPr>
+            <w:r>
+              <w:rPr>
+                <w:rFonts w:ascii="Aptos Narrow" w:hAnsi="Aptos Narrow"/>
+                <w:color w:val="000000"/>
+              </w:rPr>
+              <w:t>0.099938</w:t>
+            </w:r>
           </w:p>
         </w:tc>
       </w:tr>
@@ -276,12 +426,8 @@
         <w:pStyle w:val="Heading1"/>
       </w:pPr>
       <w:r>
+        <w:lastRenderedPageBreak/>
         <w:t>3. Frames vs. Number of Page Faults — 4 charts (6 pts)</w:t>
-      </w:r>
-    </w:p>
-    <w:p>
-      <w:r>
-        <w:t>Insert one chart per frame size showing Frames (x-axis) vs. Number of Page Faults (y-axis). Each chart must have a descriptive title, labeled axes with units, and clean formatting. (1.5 pts per chart)</w:t>
       </w:r>
     </w:p>
     <w:p>
@@ -293,61 +439,151 @@
       </w:r>
     </w:p>
     <w:p>
-      <w:pPr>
-        <w:jc w:val="center"/>
-      </w:pPr>
       <w:r>
         <w:rPr>
           <w:i/>
           <w:color w:val="888888"/>
         </w:rPr>
-        <w:t>[Insert 512 B Page Faults chart here]</w:t>
+        <w:drawing>
+          <wp:inline distT="0" distB="0" distL="0" distR="0" wp14:anchorId="673AAA96" wp14:editId="444F2B05">
+            <wp:extent cx="5486400" cy="3261360"/>
+            <wp:effectExtent l="0" t="0" r="0" b="0"/>
+            <wp:docPr id="1098242597" name="Picture 1"/>
+            <wp:cNvGraphicFramePr>
+              <a:graphicFrameLocks xmlns:a="http://schemas.openxmlformats.org/drawingml/2006/main" noChangeAspect="1"/>
+            </wp:cNvGraphicFramePr>
+            <a:graphic xmlns:a="http://schemas.openxmlformats.org/drawingml/2006/main">
+              <a:graphicData uri="http://schemas.openxmlformats.org/drawingml/2006/picture">
+                <pic:pic xmlns:pic="http://schemas.openxmlformats.org/drawingml/2006/picture">
+                  <pic:nvPicPr>
+                    <pic:cNvPr id="1098242597" name=""/>
+                    <pic:cNvPicPr/>
+                  </pic:nvPicPr>
+                  <pic:blipFill>
+                    <a:blip r:embed="rId10"/>
+                    <a:stretch>
+                      <a:fillRect/>
+                    </a:stretch>
+                  </pic:blipFill>
+                  <pic:spPr>
+                    <a:xfrm>
+                      <a:off x="0" y="0"/>
+                      <a:ext cx="5486400" cy="3261360"/>
+                    </a:xfrm>
+                    <a:prstGeom prst="rect">
+                      <a:avLst/>
+                    </a:prstGeom>
+                  </pic:spPr>
+                </pic:pic>
+              </a:graphicData>
+            </a:graphic>
+          </wp:inline>
+        </w:drawing>
       </w:r>
     </w:p>
-    <w:p/>
+    <w:p>
+      <w:pPr>
+        <w:pStyle w:val="Heading3"/>
+      </w:pPr>
+      <w:r>
+        <w:t>1 KB Frames — Page Faults (1.5 pts)</w:t>
+      </w:r>
+    </w:p>
+    <w:p>
+      <w:r>
+        <w:rPr>
+          <w:i/>
+          <w:color w:val="888888"/>
+        </w:rPr>
+        <w:drawing>
+          <wp:inline distT="0" distB="0" distL="0" distR="0" wp14:anchorId="147E3597" wp14:editId="27E84BEF">
+            <wp:extent cx="5486400" cy="3255010"/>
+            <wp:effectExtent l="0" t="0" r="0" b="2540"/>
+            <wp:docPr id="14519156" name="Picture 1"/>
+            <wp:cNvGraphicFramePr>
+              <a:graphicFrameLocks xmlns:a="http://schemas.openxmlformats.org/drawingml/2006/main" noChangeAspect="1"/>
+            </wp:cNvGraphicFramePr>
+            <a:graphic xmlns:a="http://schemas.openxmlformats.org/drawingml/2006/main">
+              <a:graphicData uri="http://schemas.openxmlformats.org/drawingml/2006/picture">
+                <pic:pic xmlns:pic="http://schemas.openxmlformats.org/drawingml/2006/picture">
+                  <pic:nvPicPr>
+                    <pic:cNvPr id="14519156" name=""/>
+                    <pic:cNvPicPr/>
+                  </pic:nvPicPr>
+                  <pic:blipFill>
+                    <a:blip r:embed="rId11"/>
+                    <a:stretch>
+                      <a:fillRect/>
+                    </a:stretch>
+                  </pic:blipFill>
+                  <pic:spPr>
+                    <a:xfrm>
+                      <a:off x="0" y="0"/>
+                      <a:ext cx="5486400" cy="3255010"/>
+                    </a:xfrm>
+                    <a:prstGeom prst="rect">
+                      <a:avLst/>
+                    </a:prstGeom>
+                  </pic:spPr>
+                </pic:pic>
+              </a:graphicData>
+            </a:graphic>
+          </wp:inline>
+        </w:drawing>
+      </w:r>
+    </w:p>
     <w:p>
       <w:pPr>
         <w:pStyle w:val="Heading3"/>
       </w:pPr>
       <w:r>
         <w:lastRenderedPageBreak/>
-        <w:t>1 KB Frames — Page Faults (1.5 pts)</w:t>
+        <w:t>2 KB Frames — Page Faults (1.5 pts)</w:t>
       </w:r>
     </w:p>
     <w:p>
-      <w:pPr>
-        <w:jc w:val="center"/>
-      </w:pPr>
       <w:r>
         <w:rPr>
           <w:i/>
           <w:color w:val="888888"/>
         </w:rPr>
-        <w:t>[Insert 1 KB Page Faults chart here]</w:t>
+        <w:drawing>
+          <wp:inline distT="0" distB="0" distL="0" distR="0" wp14:anchorId="257204E8" wp14:editId="4A6AF73A">
+            <wp:extent cx="5486400" cy="3234690"/>
+            <wp:effectExtent l="0" t="0" r="0" b="3810"/>
+            <wp:docPr id="1255373154" name="Picture 1"/>
+            <wp:cNvGraphicFramePr>
+              <a:graphicFrameLocks xmlns:a="http://schemas.openxmlformats.org/drawingml/2006/main" noChangeAspect="1"/>
+            </wp:cNvGraphicFramePr>
+            <a:graphic xmlns:a="http://schemas.openxmlformats.org/drawingml/2006/main">
+              <a:graphicData uri="http://schemas.openxmlformats.org/drawingml/2006/picture">
+                <pic:pic xmlns:pic="http://schemas.openxmlformats.org/drawingml/2006/picture">
+                  <pic:nvPicPr>
+                    <pic:cNvPr id="1255373154" name=""/>
+                    <pic:cNvPicPr/>
+                  </pic:nvPicPr>
+                  <pic:blipFill>
+                    <a:blip r:embed="rId12"/>
+                    <a:stretch>
+                      <a:fillRect/>
+                    </a:stretch>
+                  </pic:blipFill>
+                  <pic:spPr>
+                    <a:xfrm>
+                      <a:off x="0" y="0"/>
+                      <a:ext cx="5486400" cy="3234690"/>
+                    </a:xfrm>
+                    <a:prstGeom prst="rect">
+                      <a:avLst/>
+                    </a:prstGeom>
+                  </pic:spPr>
+                </pic:pic>
+              </a:graphicData>
+            </a:graphic>
+          </wp:inline>
+        </w:drawing>
       </w:r>
     </w:p>
-    <w:p/>
-    <w:p>
-      <w:pPr>
-        <w:pStyle w:val="Heading3"/>
-      </w:pPr>
-      <w:r>
-        <w:t>2 KB Frames — Page Faults (1.5 pts)</w:t>
-      </w:r>
-    </w:p>
-    <w:p>
-      <w:pPr>
-        <w:jc w:val="center"/>
-      </w:pPr>
-      <w:r>
-        <w:rPr>
-          <w:i/>
-          <w:color w:val="888888"/>
-        </w:rPr>
-        <w:t>[Insert 2 KB Page Faults chart here]</w:t>
-      </w:r>
-    </w:p>
-    <w:p/>
     <w:p>
       <w:pPr>
         <w:pStyle w:val="Heading3"/>
@@ -357,29 +593,55 @@
       </w:r>
     </w:p>
     <w:p>
-      <w:pPr>
-        <w:jc w:val="center"/>
-      </w:pPr>
       <w:r>
         <w:rPr>
           <w:i/>
           <w:color w:val="888888"/>
         </w:rPr>
-        <w:t>[Insert 4 KB Page Faults chart here]</w:t>
+        <w:drawing>
+          <wp:inline distT="0" distB="0" distL="0" distR="0" wp14:anchorId="3C609EA9" wp14:editId="3E0A3088">
+            <wp:extent cx="5486400" cy="3299460"/>
+            <wp:effectExtent l="0" t="0" r="0" b="0"/>
+            <wp:docPr id="603046176" name="Picture 1"/>
+            <wp:cNvGraphicFramePr>
+              <a:graphicFrameLocks xmlns:a="http://schemas.openxmlformats.org/drawingml/2006/main" noChangeAspect="1"/>
+            </wp:cNvGraphicFramePr>
+            <a:graphic xmlns:a="http://schemas.openxmlformats.org/drawingml/2006/main">
+              <a:graphicData uri="http://schemas.openxmlformats.org/drawingml/2006/picture">
+                <pic:pic xmlns:pic="http://schemas.openxmlformats.org/drawingml/2006/picture">
+                  <pic:nvPicPr>
+                    <pic:cNvPr id="603046176" name=""/>
+                    <pic:cNvPicPr/>
+                  </pic:nvPicPr>
+                  <pic:blipFill>
+                    <a:blip r:embed="rId13"/>
+                    <a:stretch>
+                      <a:fillRect/>
+                    </a:stretch>
+                  </pic:blipFill>
+                  <pic:spPr>
+                    <a:xfrm>
+                      <a:off x="0" y="0"/>
+                      <a:ext cx="5486400" cy="3299460"/>
+                    </a:xfrm>
+                    <a:prstGeom prst="rect">
+                      <a:avLst/>
+                    </a:prstGeom>
+                  </pic:spPr>
+                </pic:pic>
+              </a:graphicData>
+            </a:graphic>
+          </wp:inline>
+        </w:drawing>
       </w:r>
     </w:p>
-    <w:p/>
     <w:p>
       <w:pPr>
         <w:pStyle w:val="Heading1"/>
       </w:pPr>
       <w:r>
+        <w:lastRenderedPageBreak/>
         <w:t>4. Frames vs. Page-Fault Rate — 4 charts (6 pts)</w:t>
-      </w:r>
-    </w:p>
-    <w:p>
-      <w:r>
-        <w:t>Insert one chart per frame size showing Frames (x-axis) vs. Page-Fault Rate (y-axis). Each chart must include a horizontal reference line at 10% fault rate, descriptive title, and labeled axes. (1.5 pts per chart)</w:t>
       </w:r>
     </w:p>
     <w:p>
@@ -391,18 +653,48 @@
       </w:r>
     </w:p>
     <w:p>
-      <w:pPr>
-        <w:jc w:val="center"/>
-      </w:pPr>
       <w:r>
         <w:rPr>
           <w:i/>
           <w:color w:val="888888"/>
         </w:rPr>
-        <w:t>[Insert 512 B Fault Rate chart here — include 10% reference line]</w:t>
+        <w:drawing>
+          <wp:inline distT="0" distB="0" distL="0" distR="0" wp14:anchorId="4D3D83BC" wp14:editId="1F4F0E7E">
+            <wp:extent cx="5486400" cy="3201035"/>
+            <wp:effectExtent l="0" t="0" r="0" b="0"/>
+            <wp:docPr id="1880723243" name="Picture 1"/>
+            <wp:cNvGraphicFramePr>
+              <a:graphicFrameLocks xmlns:a="http://schemas.openxmlformats.org/drawingml/2006/main" noChangeAspect="1"/>
+            </wp:cNvGraphicFramePr>
+            <a:graphic xmlns:a="http://schemas.openxmlformats.org/drawingml/2006/main">
+              <a:graphicData uri="http://schemas.openxmlformats.org/drawingml/2006/picture">
+                <pic:pic xmlns:pic="http://schemas.openxmlformats.org/drawingml/2006/picture">
+                  <pic:nvPicPr>
+                    <pic:cNvPr id="1880723243" name=""/>
+                    <pic:cNvPicPr/>
+                  </pic:nvPicPr>
+                  <pic:blipFill>
+                    <a:blip r:embed="rId14"/>
+                    <a:stretch>
+                      <a:fillRect/>
+                    </a:stretch>
+                  </pic:blipFill>
+                  <pic:spPr>
+                    <a:xfrm>
+                      <a:off x="0" y="0"/>
+                      <a:ext cx="5486400" cy="3201035"/>
+                    </a:xfrm>
+                    <a:prstGeom prst="rect">
+                      <a:avLst/>
+                    </a:prstGeom>
+                  </pic:spPr>
+                </pic:pic>
+              </a:graphicData>
+            </a:graphic>
+          </wp:inline>
+        </w:drawing>
       </w:r>
     </w:p>
-    <w:p/>
     <w:p>
       <w:pPr>
         <w:pStyle w:val="Heading3"/>
@@ -412,39 +704,100 @@
       </w:r>
     </w:p>
     <w:p>
-      <w:pPr>
-        <w:jc w:val="center"/>
-      </w:pPr>
       <w:r>
         <w:rPr>
           <w:i/>
           <w:color w:val="888888"/>
         </w:rPr>
-        <w:t>[Insert 1 KB Fault Rate chart here — include 10% reference line]</w:t>
+        <w:drawing>
+          <wp:inline distT="0" distB="0" distL="0" distR="0" wp14:anchorId="360400B7" wp14:editId="0B441D61">
+            <wp:extent cx="5486400" cy="3210560"/>
+            <wp:effectExtent l="0" t="0" r="0" b="8890"/>
+            <wp:docPr id="1214428097" name="Picture 1"/>
+            <wp:cNvGraphicFramePr>
+              <a:graphicFrameLocks xmlns:a="http://schemas.openxmlformats.org/drawingml/2006/main" noChangeAspect="1"/>
+            </wp:cNvGraphicFramePr>
+            <a:graphic xmlns:a="http://schemas.openxmlformats.org/drawingml/2006/main">
+              <a:graphicData uri="http://schemas.openxmlformats.org/drawingml/2006/picture">
+                <pic:pic xmlns:pic="http://schemas.openxmlformats.org/drawingml/2006/picture">
+                  <pic:nvPicPr>
+                    <pic:cNvPr id="1214428097" name=""/>
+                    <pic:cNvPicPr/>
+                  </pic:nvPicPr>
+                  <pic:blipFill>
+                    <a:blip r:embed="rId15"/>
+                    <a:stretch>
+                      <a:fillRect/>
+                    </a:stretch>
+                  </pic:blipFill>
+                  <pic:spPr>
+                    <a:xfrm>
+                      <a:off x="0" y="0"/>
+                      <a:ext cx="5486400" cy="3210560"/>
+                    </a:xfrm>
+                    <a:prstGeom prst="rect">
+                      <a:avLst/>
+                    </a:prstGeom>
+                  </pic:spPr>
+                </pic:pic>
+              </a:graphicData>
+            </a:graphic>
+          </wp:inline>
+        </w:drawing>
       </w:r>
     </w:p>
-    <w:p/>
     <w:p>
       <w:pPr>
         <w:pStyle w:val="Heading3"/>
       </w:pPr>
       <w:r>
+        <w:lastRenderedPageBreak/>
         <w:t>2 KB Frames — Fault Rate (1.5 pts)</w:t>
       </w:r>
     </w:p>
     <w:p>
-      <w:pPr>
-        <w:jc w:val="center"/>
-      </w:pPr>
       <w:r>
         <w:rPr>
           <w:i/>
           <w:color w:val="888888"/>
         </w:rPr>
-        <w:t>[Insert 2 KB Fault Rate chart here — include 10% reference line]</w:t>
+        <w:drawing>
+          <wp:inline distT="0" distB="0" distL="0" distR="0" wp14:anchorId="6313FB4D" wp14:editId="15E46A92">
+            <wp:extent cx="5486400" cy="3187700"/>
+            <wp:effectExtent l="0" t="0" r="0" b="0"/>
+            <wp:docPr id="1471569651" name="Picture 1"/>
+            <wp:cNvGraphicFramePr>
+              <a:graphicFrameLocks xmlns:a="http://schemas.openxmlformats.org/drawingml/2006/main" noChangeAspect="1"/>
+            </wp:cNvGraphicFramePr>
+            <a:graphic xmlns:a="http://schemas.openxmlformats.org/drawingml/2006/main">
+              <a:graphicData uri="http://schemas.openxmlformats.org/drawingml/2006/picture">
+                <pic:pic xmlns:pic="http://schemas.openxmlformats.org/drawingml/2006/picture">
+                  <pic:nvPicPr>
+                    <pic:cNvPr id="1471569651" name=""/>
+                    <pic:cNvPicPr/>
+                  </pic:nvPicPr>
+                  <pic:blipFill>
+                    <a:blip r:embed="rId16"/>
+                    <a:stretch>
+                      <a:fillRect/>
+                    </a:stretch>
+                  </pic:blipFill>
+                  <pic:spPr>
+                    <a:xfrm>
+                      <a:off x="0" y="0"/>
+                      <a:ext cx="5486400" cy="3187700"/>
+                    </a:xfrm>
+                    <a:prstGeom prst="rect">
+                      <a:avLst/>
+                    </a:prstGeom>
+                  </pic:spPr>
+                </pic:pic>
+              </a:graphicData>
+            </a:graphic>
+          </wp:inline>
+        </w:drawing>
       </w:r>
     </w:p>
-    <w:p/>
     <w:p>
       <w:pPr>
         <w:pStyle w:val="Heading3"/>
@@ -454,18 +807,48 @@
       </w:r>
     </w:p>
     <w:p>
-      <w:pPr>
-        <w:jc w:val="center"/>
-      </w:pPr>
       <w:r>
         <w:rPr>
           <w:i/>
           <w:color w:val="888888"/>
         </w:rPr>
-        <w:t>[Insert 4 KB Fault Rate chart here — include 10% reference line]</w:t>
+        <w:drawing>
+          <wp:inline distT="0" distB="0" distL="0" distR="0" wp14:anchorId="6613319A" wp14:editId="391C3EDB">
+            <wp:extent cx="5486400" cy="3202305"/>
+            <wp:effectExtent l="0" t="0" r="0" b="0"/>
+            <wp:docPr id="1814276951" name="Picture 1"/>
+            <wp:cNvGraphicFramePr>
+              <a:graphicFrameLocks xmlns:a="http://schemas.openxmlformats.org/drawingml/2006/main" noChangeAspect="1"/>
+            </wp:cNvGraphicFramePr>
+            <a:graphic xmlns:a="http://schemas.openxmlformats.org/drawingml/2006/main">
+              <a:graphicData uri="http://schemas.openxmlformats.org/drawingml/2006/picture">
+                <pic:pic xmlns:pic="http://schemas.openxmlformats.org/drawingml/2006/picture">
+                  <pic:nvPicPr>
+                    <pic:cNvPr id="1814276951" name=""/>
+                    <pic:cNvPicPr/>
+                  </pic:nvPicPr>
+                  <pic:blipFill>
+                    <a:blip r:embed="rId17"/>
+                    <a:stretch>
+                      <a:fillRect/>
+                    </a:stretch>
+                  </pic:blipFill>
+                  <pic:spPr>
+                    <a:xfrm>
+                      <a:off x="0" y="0"/>
+                      <a:ext cx="5486400" cy="3202305"/>
+                    </a:xfrm>
+                    <a:prstGeom prst="rect">
+                      <a:avLst/>
+                    </a:prstGeom>
+                  </pic:spPr>
+                </pic:pic>
+              </a:graphicData>
+            </a:graphic>
+          </wp:inline>
+        </w:drawing>
       </w:r>
     </w:p>
-    <w:p/>
     <w:p>
       <w:pPr>
         <w:pStyle w:val="Heading1"/>
@@ -475,8 +858,51 @@
       </w:r>
     </w:p>
     <w:p>
+      <w:pPr>
+        <w:ind w:firstLine="720"/>
+      </w:pPr>
       <w:r>
-        <w:t>[Describe the shape of your fault-rate curves. Note the steep initial drop followed by flattening. Where does the inflection point occur for each frame size? What does the inflection point tell you about the process's working set size? Discuss any other interesting features you observe in the graphs.]</w:t>
+        <w:t xml:space="preserve">Initially, each curve has a steep drop </w:t>
+      </w:r>
+      <w:r>
+        <w:t>demonstrating</w:t>
+      </w:r>
+      <w:r>
+        <w:t xml:space="preserve"> </w:t>
+      </w:r>
+      <w:r>
+        <w:t>that</w:t>
+      </w:r>
+      <w:r>
+        <w:t xml:space="preserve"> faults dramatically decrease as the frames increase</w:t>
+      </w:r>
+      <w:r>
+        <w:t xml:space="preserve"> initially</w:t>
+      </w:r>
+      <w:r>
+        <w:t xml:space="preserve">. At a certain point, Amdahl’s law applies, introducing diminishing returns </w:t>
+      </w:r>
+      <w:r>
+        <w:t>that are</w:t>
+      </w:r>
+      <w:r>
+        <w:t xml:space="preserve"> reflected in the flattened portion of the graph. This inflection point occurs </w:t>
+      </w:r>
+      <w:r>
+        <w:lastRenderedPageBreak/>
+        <w:t>around the 10% fault rate for each graph regardless of the frame size. Th</w:t>
+      </w:r>
+      <w:r>
+        <w:t>e</w:t>
+      </w:r>
+      <w:r>
+        <w:t xml:space="preserve"> inflection point provides a natural working set size which has the best tradeoff between the number of frames and the fault rate.</w:t>
+      </w:r>
+      <w:r>
+        <w:t xml:space="preserve"> </w:t>
+      </w:r>
+      <w:r>
+        <w:t>It is interesting to see how low the number of frames is prior to the marked 10% fault rate.</w:t>
       </w:r>
     </w:p>
     <w:p>
@@ -484,16 +910,79 @@
         <w:pStyle w:val="Heading1"/>
       </w:pPr>
       <w:r>
-        <w:lastRenderedPageBreak/>
         <w:t>6. Frame Size and Fault Rate Tradeoffs (5 pts)</w:t>
       </w:r>
     </w:p>
     <w:p>
+      <w:pPr>
+        <w:ind w:firstLine="720"/>
+      </w:pPr>
       <w:r>
-        <w:t>[Discuss how larger frames reduce the number of distinct pages but increase internal fragmentation. Does your data support a preference for larger or smaller frames? What is the tradeoff between fewer faults (larger frames) and wasted memory (internal fragmentation)?]</w:t>
+        <w:t xml:space="preserve">Larger frame </w:t>
       </w:r>
-    </w:p>
-    <w:p>
+      <w:r>
+        <w:t>sizes reduce</w:t>
+      </w:r>
+      <w:r>
+        <w:t xml:space="preserve"> the number of pages needed to hold the same amount of data</w:t>
+      </w:r>
+      <w:r>
+        <w:t>. This is</w:t>
+      </w:r>
+      <w:r>
+        <w:t xml:space="preserve"> seen in the progression of charts in sections 3 and 4. Larger frame size also reduces the number of frames needed to drop below the 10% fault rate threshold as seen in section 2. The downside is that larger frame size typically results in internal fragmentation. If the program size is smaller than the frame size, usable memory space is lost</w:t>
+      </w:r>
+      <w:r>
+        <w:t>. For example,</w:t>
+      </w:r>
+      <w:r>
+        <w:t xml:space="preserve"> </w:t>
+      </w:r>
+      <w:r>
+        <w:t>i</w:t>
+      </w:r>
+      <w:r>
+        <w:t xml:space="preserve">f a program only needs 1 KB of data from each 4KB frame, then the additional 3 KB in each frame is wasted. </w:t>
+      </w:r>
+      <w:r>
+        <w:t xml:space="preserve">Weighing those </w:t>
+      </w:r>
+      <w:r>
+        <w:t>features, the</w:t>
+      </w:r>
+      <w:r>
+        <w:t xml:space="preserve"> data supports a preference for a 2K</w:t>
+      </w:r>
+      <w:r>
+        <w:t>B frame size</w:t>
+      </w:r>
+      <w:r>
+        <w:t>, in between the minimum and maximum sizes</w:t>
+      </w:r>
+      <w:r>
+        <w:t>. There is a large decrease in the number of frames needed to drop below the 10% fault rate threshold from 512B to 2KB. Following 2KB, there is only a 73 frame drop from 2KB to 4KB. Furthermore, there is an increase from 707079 faults to 708224 faults</w:t>
+      </w:r>
+      <w:r>
+        <w:t xml:space="preserve"> with a corresponding increase in fault rate. This</w:t>
+      </w:r>
+      <w:r>
+        <w:t xml:space="preserve"> </w:t>
+      </w:r>
+      <w:r>
+        <w:t xml:space="preserve">increase </w:t>
+      </w:r>
+      <w:r>
+        <w:t>suggests</w:t>
+      </w:r>
+      <w:r>
+        <w:t xml:space="preserve"> that 2KB provides the best tradeoff between the number</w:t>
+      </w:r>
+      <w:r>
+        <w:t xml:space="preserve"> of</w:t>
+      </w:r>
+      <w:r>
+        <w:t xml:space="preserve"> faults and wasted memory.</w:t>
+      </w:r>
       <w:r>
         <w:br w:type="page"/>
       </w:r>
@@ -1395,6 +1884,95 @@
       </w:rPr>
     </w:lvl>
   </w:abstractNum>
+  <w:abstractNum w:abstractNumId="9" w15:restartNumberingAfterBreak="0">
+    <w:nsid w:val="12586E70"/>
+    <w:multiLevelType w:val="hybridMultilevel"/>
+    <w:tmpl w:val="22382A7C"/>
+    <w:lvl w:ilvl="0" w:tplc="0409000F">
+      <w:start w:val="1"/>
+      <w:numFmt w:val="decimal"/>
+      <w:lvlText w:val="%1."/>
+      <w:lvlJc w:val="left"/>
+      <w:pPr>
+        <w:ind w:left="720" w:hanging="360"/>
+      </w:pPr>
+      <w:rPr>
+        <w:rFonts w:hint="default"/>
+      </w:rPr>
+    </w:lvl>
+    <w:lvl w:ilvl="1" w:tplc="04090019" w:tentative="1">
+      <w:start w:val="1"/>
+      <w:numFmt w:val="lowerLetter"/>
+      <w:lvlText w:val="%2."/>
+      <w:lvlJc w:val="left"/>
+      <w:pPr>
+        <w:ind w:left="1440" w:hanging="360"/>
+      </w:pPr>
+    </w:lvl>
+    <w:lvl w:ilvl="2" w:tplc="0409001B" w:tentative="1">
+      <w:start w:val="1"/>
+      <w:numFmt w:val="lowerRoman"/>
+      <w:lvlText w:val="%3."/>
+      <w:lvlJc w:val="right"/>
+      <w:pPr>
+        <w:ind w:left="2160" w:hanging="180"/>
+      </w:pPr>
+    </w:lvl>
+    <w:lvl w:ilvl="3" w:tplc="0409000F" w:tentative="1">
+      <w:start w:val="1"/>
+      <w:numFmt w:val="decimal"/>
+      <w:lvlText w:val="%4."/>
+      <w:lvlJc w:val="left"/>
+      <w:pPr>
+        <w:ind w:left="2880" w:hanging="360"/>
+      </w:pPr>
+    </w:lvl>
+    <w:lvl w:ilvl="4" w:tplc="04090019" w:tentative="1">
+      <w:start w:val="1"/>
+      <w:numFmt w:val="lowerLetter"/>
+      <w:lvlText w:val="%5."/>
+      <w:lvlJc w:val="left"/>
+      <w:pPr>
+        <w:ind w:left="3600" w:hanging="360"/>
+      </w:pPr>
+    </w:lvl>
+    <w:lvl w:ilvl="5" w:tplc="0409001B" w:tentative="1">
+      <w:start w:val="1"/>
+      <w:numFmt w:val="lowerRoman"/>
+      <w:lvlText w:val="%6."/>
+      <w:lvlJc w:val="right"/>
+      <w:pPr>
+        <w:ind w:left="4320" w:hanging="180"/>
+      </w:pPr>
+    </w:lvl>
+    <w:lvl w:ilvl="6" w:tplc="0409000F" w:tentative="1">
+      <w:start w:val="1"/>
+      <w:numFmt w:val="decimal"/>
+      <w:lvlText w:val="%7."/>
+      <w:lvlJc w:val="left"/>
+      <w:pPr>
+        <w:ind w:left="5040" w:hanging="360"/>
+      </w:pPr>
+    </w:lvl>
+    <w:lvl w:ilvl="7" w:tplc="04090019" w:tentative="1">
+      <w:start w:val="1"/>
+      <w:numFmt w:val="lowerLetter"/>
+      <w:lvlText w:val="%8."/>
+      <w:lvlJc w:val="left"/>
+      <w:pPr>
+        <w:ind w:left="5760" w:hanging="360"/>
+      </w:pPr>
+    </w:lvl>
+    <w:lvl w:ilvl="8" w:tplc="0409001B" w:tentative="1">
+      <w:start w:val="1"/>
+      <w:numFmt w:val="lowerRoman"/>
+      <w:lvlText w:val="%9."/>
+      <w:lvlJc w:val="right"/>
+      <w:pPr>
+        <w:ind w:left="6480" w:hanging="180"/>
+      </w:pPr>
+    </w:lvl>
+  </w:abstractNum>
   <w:num w:numId="1" w16cid:durableId="1754621548">
     <w:abstractNumId w:val="8"/>
   </w:num>
@@ -1421,6 +1999,9 @@
   </w:num>
   <w:num w:numId="9" w16cid:durableId="1671054484">
     <w:abstractNumId w:val="0"/>
+  </w:num>
+  <w:num w:numId="10" w16cid:durableId="547424633">
+    <w:abstractNumId w:val="9"/>
   </w:num>
 </w:numbering>
 </file>
@@ -12802,6 +13383,29 @@
       </w:tcPr>
     </w:tblStylePr>
   </w:style>
+  <w:style w:type="character" w:styleId="Hyperlink">
+    <w:name w:val="Hyperlink"/>
+    <w:basedOn w:val="DefaultParagraphFont"/>
+    <w:uiPriority w:val="99"/>
+    <w:unhideWhenUsed/>
+    <w:rsid w:val="004627B6"/>
+    <w:rPr>
+      <w:color w:val="0000FF" w:themeColor="hyperlink"/>
+      <w:u w:val="single"/>
+    </w:rPr>
+  </w:style>
+  <w:style w:type="character" w:styleId="UnresolvedMention">
+    <w:name w:val="Unresolved Mention"/>
+    <w:basedOn w:val="DefaultParagraphFont"/>
+    <w:uiPriority w:val="99"/>
+    <w:semiHidden/>
+    <w:unhideWhenUsed/>
+    <w:rsid w:val="004627B6"/>
+    <w:rPr>
+      <w:color w:val="605E5C"/>
+      <w:shd w:val="clear" w:color="auto" w:fill="E1DFDD"/>
+    </w:rPr>
+  </w:style>
 </w:styles>
 </file>
 
@@ -13126,7 +13730,12 @@
 </file>
 
 <file path=customXml/item1.xml><?xml version="1.0" encoding="utf-8"?>
-<b:Sources xmlns:b="http://schemas.openxmlformats.org/officeDocument/2006/bibliography" xmlns="http://schemas.openxmlformats.org/officeDocument/2006/bibliography" SelectedStyle="/APA.XSL" StyleName="APA"/>
+<?mso-contentType ?>
+<FormTemplates xmlns="http://schemas.microsoft.com/sharepoint/v3/contenttype/forms">
+  <Display>DocumentLibraryForm</Display>
+  <Edit>DocumentLibraryForm</Edit>
+  <New>DocumentLibraryForm</New>
+</FormTemplates>
 </file>
 
 <file path=customXml/item2.xml><?xml version="1.0" encoding="utf-8"?>
@@ -13143,12 +13752,7 @@
 </file>
 
 <file path=customXml/item3.xml><?xml version="1.0" encoding="utf-8"?>
-<?mso-contentType ?>
-<FormTemplates xmlns="http://schemas.microsoft.com/sharepoint/v3/contenttype/forms">
-  <Display>DocumentLibraryForm</Display>
-  <Edit>DocumentLibraryForm</Edit>
-  <New>DocumentLibraryForm</New>
-</FormTemplates>
+<b:Sources xmlns:b="http://schemas.openxmlformats.org/officeDocument/2006/bibliography" xmlns="http://schemas.openxmlformats.org/officeDocument/2006/bibliography" SelectedStyle="/APA.XSL" StyleName="APA"/>
 </file>
 
 <file path=customXml/item4.xml><?xml version="1.0" encoding="utf-8"?>
@@ -13430,9 +14034,9 @@
 </file>
 
 <file path=customXml/itemProps1.xml><?xml version="1.0" encoding="utf-8"?>
-<ds:datastoreItem xmlns:ds="http://schemas.openxmlformats.org/officeDocument/2006/customXml" ds:itemID="{EF278816-EC6F-A645-907D-7F25AECB1D4A}">
+<ds:datastoreItem xmlns:ds="http://schemas.openxmlformats.org/officeDocument/2006/customXml" ds:itemID="{CEDA4C41-BA4A-4F0B-A87E-F30AA6591D91}">
   <ds:schemaRefs>
-    <ds:schemaRef ds:uri="http://schemas.openxmlformats.org/officeDocument/2006/bibliography"/>
+    <ds:schemaRef ds:uri="http://schemas.microsoft.com/sharepoint/v3/contenttype/forms"/>
   </ds:schemaRefs>
 </ds:datastoreItem>
 </file>
@@ -13450,9 +14054,9 @@
 </file>
 
 <file path=customXml/itemProps3.xml><?xml version="1.0" encoding="utf-8"?>
-<ds:datastoreItem xmlns:ds="http://schemas.openxmlformats.org/officeDocument/2006/customXml" ds:itemID="{CEDA4C41-BA4A-4F0B-A87E-F30AA6591D91}">
+<ds:datastoreItem xmlns:ds="http://schemas.openxmlformats.org/officeDocument/2006/customXml" ds:itemID="{EF278816-EC6F-A645-907D-7F25AECB1D4A}">
   <ds:schemaRefs>
-    <ds:schemaRef ds:uri="http://schemas.microsoft.com/sharepoint/v3/contenttype/forms"/>
+    <ds:schemaRef ds:uri="http://schemas.openxmlformats.org/officeDocument/2006/bibliography"/>
   </ds:schemaRefs>
 </ds:datastoreItem>
 </file>
